--- a/fuentes/212500_CF02_DU.docx
+++ b/fuentes/212500_CF02_DU.docx
@@ -561,7 +561,7 @@
           <w:r>
             <w:fldChar w:fldCharType="separate"/>
           </w:r>
-          <w:hyperlink w:anchor="_Toc211451451" w:history="1">
+          <w:hyperlink w:anchor="_Toc214737552" w:history="1">
             <w:r>
               <w:rPr>
                 <w:rStyle w:val="Hipervnculo"/>
@@ -588,7 +588,7 @@
                 <w:noProof/>
                 <w:webHidden/>
               </w:rPr>
-              <w:instrText xml:space="preserve"> PAGEREF _Toc211451451 \h </w:instrText>
+              <w:instrText xml:space="preserve"> PAGEREF _Toc214737552 \h </w:instrText>
             </w:r>
             <w:r>
               <w:rPr>
@@ -635,7 +635,7 @@
               <w:lang w:eastAsia="es-CO"/>
             </w:rPr>
           </w:pPr>
-          <w:hyperlink w:anchor="_Toc211451452" w:history="1">
+          <w:hyperlink w:anchor="_Toc214737553" w:history="1">
             <w:r>
               <w:rPr>
                 <w:rStyle w:val="Hipervnculo"/>
@@ -679,7 +679,7 @@
                 <w:noProof/>
                 <w:webHidden/>
               </w:rPr>
-              <w:instrText xml:space="preserve"> PAGEREF _Toc211451452 \h </w:instrText>
+              <w:instrText xml:space="preserve"> PAGEREF _Toc214737553 \h </w:instrText>
             </w:r>
             <w:r>
               <w:rPr>
@@ -725,7 +725,7 @@
               <w:lang w:eastAsia="es-CO"/>
             </w:rPr>
           </w:pPr>
-          <w:hyperlink w:anchor="_Toc211451453" w:history="1">
+          <w:hyperlink w:anchor="_Toc214737554" w:history="1">
             <w:r>
               <w:rPr>
                 <w:rStyle w:val="Hipervnculo"/>
@@ -769,7 +769,7 @@
                 <w:noProof/>
                 <w:webHidden/>
               </w:rPr>
-              <w:instrText xml:space="preserve"> PAGEREF _Toc211451453 \h </w:instrText>
+              <w:instrText xml:space="preserve"> PAGEREF _Toc214737554 \h </w:instrText>
             </w:r>
             <w:r>
               <w:rPr>
@@ -815,7 +815,7 @@
               <w:lang w:eastAsia="es-CO"/>
             </w:rPr>
           </w:pPr>
-          <w:hyperlink w:anchor="_Toc211451454" w:history="1">
+          <w:hyperlink w:anchor="_Toc214737555" w:history="1">
             <w:r>
               <w:rPr>
                 <w:rStyle w:val="Hipervnculo"/>
@@ -865,7 +865,7 @@
                 <w:noProof/>
                 <w:webHidden/>
               </w:rPr>
-              <w:instrText xml:space="preserve"> PAGEREF _Toc211451454 \h </w:instrText>
+              <w:instrText xml:space="preserve"> PAGEREF _Toc214737555 \h </w:instrText>
             </w:r>
             <w:r>
               <w:rPr>
@@ -911,7 +911,7 @@
               <w:lang w:eastAsia="es-CO"/>
             </w:rPr>
           </w:pPr>
-          <w:hyperlink w:anchor="_Toc211451455" w:history="1">
+          <w:hyperlink w:anchor="_Toc214737556" w:history="1">
             <w:r>
               <w:rPr>
                 <w:rStyle w:val="Hipervnculo"/>
@@ -961,7 +961,7 @@
                 <w:noProof/>
                 <w:webHidden/>
               </w:rPr>
-              <w:instrText xml:space="preserve"> PAGEREF _Toc211451455 \h </w:instrText>
+              <w:instrText xml:space="preserve"> PAGEREF _Toc214737556 \h </w:instrText>
             </w:r>
             <w:r>
               <w:rPr>
@@ -1007,7 +1007,7 @@
               <w:lang w:eastAsia="es-CO"/>
             </w:rPr>
           </w:pPr>
-          <w:hyperlink w:anchor="_Toc211451456" w:history="1">
+          <w:hyperlink w:anchor="_Toc214737557" w:history="1">
             <w:r>
               <w:rPr>
                 <w:rStyle w:val="Hipervnculo"/>
@@ -1051,7 +1051,7 @@
                 <w:noProof/>
                 <w:webHidden/>
               </w:rPr>
-              <w:instrText xml:space="preserve"> PAGEREF _Toc211451456 \h </w:instrText>
+              <w:instrText xml:space="preserve"> PAGEREF _Toc214737557 \h </w:instrText>
             </w:r>
             <w:r>
               <w:rPr>
@@ -1098,7 +1098,7 @@
               <w:lang w:eastAsia="es-CO"/>
             </w:rPr>
           </w:pPr>
-          <w:hyperlink w:anchor="_Toc211451457" w:history="1">
+          <w:hyperlink w:anchor="_Toc214737558" w:history="1">
             <w:r>
               <w:rPr>
                 <w:rStyle w:val="Hipervnculo"/>
@@ -1142,7 +1142,7 @@
                 <w:noProof/>
                 <w:webHidden/>
               </w:rPr>
-              <w:instrText xml:space="preserve"> PAGEREF _Toc211451457 \h </w:instrText>
+              <w:instrText xml:space="preserve"> PAGEREF _Toc214737558 \h </w:instrText>
             </w:r>
             <w:r>
               <w:rPr>
@@ -1187,7 +1187,7 @@
               <w:lang w:eastAsia="es-CO"/>
             </w:rPr>
           </w:pPr>
-          <w:hyperlink w:anchor="_Toc211451458" w:history="1">
+          <w:hyperlink w:anchor="_Toc214737559" w:history="1">
             <w:r>
               <w:rPr>
                 <w:rStyle w:val="Hipervnculo"/>
@@ -1214,7 +1214,7 @@
                 <w:noProof/>
                 <w:webHidden/>
               </w:rPr>
-              <w:instrText xml:space="preserve"> PAGEREF _Toc211451458 \h </w:instrText>
+              <w:instrText xml:space="preserve"> PAGEREF _Toc214737559 \h </w:instrText>
             </w:r>
             <w:r>
               <w:rPr>
@@ -1259,7 +1259,7 @@
               <w:lang w:eastAsia="es-CO"/>
             </w:rPr>
           </w:pPr>
-          <w:hyperlink w:anchor="_Toc211451459" w:history="1">
+          <w:hyperlink w:anchor="_Toc214737560" w:history="1">
             <w:r>
               <w:rPr>
                 <w:rStyle w:val="Hipervnculo"/>
@@ -1286,7 +1286,7 @@
                 <w:noProof/>
                 <w:webHidden/>
               </w:rPr>
-              <w:instrText xml:space="preserve"> PAGEREF _Toc211451459 \h </w:instrText>
+              <w:instrText xml:space="preserve"> PAGEREF _Toc214737560 \h </w:instrText>
             </w:r>
             <w:r>
               <w:rPr>
@@ -1331,7 +1331,7 @@
               <w:lang w:eastAsia="es-CO"/>
             </w:rPr>
           </w:pPr>
-          <w:hyperlink w:anchor="_Toc211451460" w:history="1">
+          <w:hyperlink w:anchor="_Toc214737561" w:history="1">
             <w:r>
               <w:rPr>
                 <w:rStyle w:val="Hipervnculo"/>
@@ -1358,7 +1358,7 @@
                 <w:noProof/>
                 <w:webHidden/>
               </w:rPr>
-              <w:instrText xml:space="preserve"> PAGEREF _Toc211451460 \h </w:instrText>
+              <w:instrText xml:space="preserve"> PAGEREF _Toc214737561 \h </w:instrText>
             </w:r>
             <w:r>
               <w:rPr>
@@ -1403,7 +1403,7 @@
               <w:lang w:eastAsia="es-CO"/>
             </w:rPr>
           </w:pPr>
-          <w:hyperlink w:anchor="_Toc211451461" w:history="1">
+          <w:hyperlink w:anchor="_Toc214737562" w:history="1">
             <w:r>
               <w:rPr>
                 <w:rStyle w:val="Hipervnculo"/>
@@ -1430,7 +1430,7 @@
                 <w:noProof/>
                 <w:webHidden/>
               </w:rPr>
-              <w:instrText xml:space="preserve"> PAGEREF _Toc211451461 \h </w:instrText>
+              <w:instrText xml:space="preserve"> PAGEREF _Toc214737562 \h </w:instrText>
             </w:r>
             <w:r>
               <w:rPr>
@@ -1475,7 +1475,7 @@
               <w:lang w:eastAsia="es-CO"/>
             </w:rPr>
           </w:pPr>
-          <w:hyperlink w:anchor="_Toc211451462" w:history="1">
+          <w:hyperlink w:anchor="_Toc214737563" w:history="1">
             <w:r>
               <w:rPr>
                 <w:rStyle w:val="Hipervnculo"/>
@@ -1502,7 +1502,7 @@
                 <w:noProof/>
                 <w:webHidden/>
               </w:rPr>
-              <w:instrText xml:space="preserve"> PAGEREF _Toc211451462 \h </w:instrText>
+              <w:instrText xml:space="preserve"> PAGEREF _Toc214737563 \h </w:instrText>
             </w:r>
             <w:r>
               <w:rPr>
@@ -1544,7 +1544,7 @@
       <w:pPr>
         <w:pStyle w:val="Titulosgenerales"/>
       </w:pPr>
-      <w:bookmarkStart w:id="0" w:name="_Toc211451451"/>
+      <w:bookmarkStart w:id="0" w:name="_Toc214737552"/>
       <w:r>
         <w:lastRenderedPageBreak/>
         <w:t>Introducción</w:t>
@@ -1578,7 +1578,7 @@
           <w:lang w:val="es-CO"/>
         </w:rPr>
       </w:pPr>
-      <w:bookmarkStart w:id="1" w:name="_Toc211451452"/>
+      <w:bookmarkStart w:id="1" w:name="_Toc214737553"/>
       <w:r>
         <w:rPr>
           <w:lang w:val="es-CO"/>
@@ -1799,7 +1799,7 @@
       <w:pPr>
         <w:pStyle w:val="Ttulo1"/>
       </w:pPr>
-      <w:bookmarkStart w:id="2" w:name="_Toc211451453"/>
+      <w:bookmarkStart w:id="2" w:name="_Toc214737554"/>
       <w:r>
         <w:lastRenderedPageBreak/>
         <w:t>Métodos de investigación básica en comunidades campesinas</w:t>
@@ -2608,7 +2608,7 @@
       <w:pPr>
         <w:pStyle w:val="Ttulo2"/>
       </w:pPr>
-      <w:bookmarkStart w:id="3" w:name="_Toc211451454"/>
+      <w:bookmarkStart w:id="3" w:name="_Toc214737555"/>
       <w:r>
         <w:t>Métodos y técnicas de investigación</w:t>
       </w:r>
@@ -3303,7 +3303,19 @@
         <w:rPr>
           <w:lang w:eastAsia="es-CO"/>
         </w:rPr>
-        <w:t>El diálogo de saberes es una técnica o método de investigación que promueve un intercambio horizontal y respetuoso de conocimientos, experiencias y formas de comprender el mundo. Este diálogo se da entre personas o grupos que provienen de diferentes culturas, disciplinas o contextos sociales, y busca integrar saberes tradicionales como los conocimientos campesinos, con saberes técnicos o científicos.</w:t>
+        <w:t>El diálogo de saberes es una técnica o método de investigación que promueve un intercambio horizontal y respetuoso de conocimientos, experiencias y formas de comprender el mundo. Este diálogo se da entre personas o grupos que provienen de diferentes culturas, disciplinas o contextos sociales, y busca integrar saberes tradicionales</w:t>
+      </w:r>
+      <w:r>
+        <w:rPr>
+          <w:lang w:eastAsia="es-CO"/>
+        </w:rPr>
+        <w:t>,</w:t>
+      </w:r>
+      <w:r>
+        <w:rPr>
+          <w:lang w:eastAsia="es-CO"/>
+        </w:rPr>
+        <w:t xml:space="preserve"> como los conocimientos campesinos, con saberes técnicos o científicos.</w:t>
       </w:r>
     </w:p>
     <w:p>
@@ -4922,13 +4934,7 @@
               <w:t xml:space="preserve">la cual </w:t>
             </w:r>
             <w:r>
-              <w:t xml:space="preserve">es crucial para evaluar el desempeño de esta actividad. La </w:t>
-            </w:r>
-            <w:r>
-              <w:t>exposición</w:t>
-            </w:r>
-            <w:r>
-              <w:t xml:space="preserve"> aborda cómo cada acción y proceso en la avicultura puede tener impactos directos e indirectos en el entorno natural. Se enfatiza la importancia de identificar y evaluar diversas categorías de impactos, tales como la calidad del suelo, la disponibilidad y calidad del agua, y las repercusiones sobre la flora y fauna locales. A través de un enfoque integral en la gestión ambiental, se busca mitigar los efectos negativos asociados con la producción avícola, promoviendo así prácticas más sostenibles y responsables.</w:t>
+              <w:t>es crucial para evaluar el desempeño de esta actividad. La exposición aborda cómo cada acción y proceso en la avicultura puede tener impactos directos e indirectos en el entorno natural. Se enfatiza la importancia de identificar y evaluar diversas categorías de impactos, tales como la calidad del suelo, la disponibilidad y calidad del agua, y las repercusiones sobre la flora y fauna locales. A través de un enfoque integral en la gestión ambiental, se busca mitigar los efectos negativos asociados con la producción avícola, promoviendo así prácticas más sostenibles y responsables.</w:t>
             </w:r>
           </w:p>
         </w:tc>
@@ -5982,14 +5988,26 @@
           <w:lang w:eastAsia="es-CO"/>
         </w:rPr>
         <w:lastRenderedPageBreak/>
-        <w:t>El método FODA es una herramienta participativa útil para analizar la realidad de una comunidad desde múltiples dimensiones. Ayuda a planificar con mayor claridad, tomar decisiones colectivas y fortalecer la acción comunitaria desde sus propias capacidades y contexto.</w:t>
+        <w:t>El método FODA es una herramienta participativa útil para analizar la realidad de una comunidad desde múltiples dimensiones. Ayuda a planificar con mayor claridad, tomar decisiones colectivas y fortalecer la acción comunitaria desde sus propias capacidades y contexto</w:t>
+      </w:r>
+      <w:r>
+        <w:rPr>
+          <w:lang w:eastAsia="es-CO"/>
+        </w:rPr>
+        <w:t>s</w:t>
+      </w:r>
+      <w:r>
+        <w:rPr>
+          <w:lang w:eastAsia="es-CO"/>
+        </w:rPr>
+        <w:t>.</w:t>
       </w:r>
     </w:p>
     <w:p>
       <w:pPr>
         <w:pStyle w:val="Ttulo2"/>
       </w:pPr>
-      <w:bookmarkStart w:id="4" w:name="_Toc211451455"/>
+      <w:bookmarkStart w:id="4" w:name="_Toc214737556"/>
       <w:r>
         <w:t>Instrumentos para registros de información</w:t>
       </w:r>
@@ -6527,6 +6545,7 @@
         <w:pStyle w:val="Ttulo3"/>
       </w:pPr>
       <w:r>
+        <w:lastRenderedPageBreak/>
         <w:t>Cuestionario</w:t>
       </w:r>
     </w:p>
@@ -6800,10 +6819,10 @@
           <w:lang w:eastAsia="es-CO"/>
         </w:rPr>
         <w:drawing>
-          <wp:inline distT="0" distB="0" distL="0" distR="0" wp14:anchorId="48A63B89" wp14:editId="7E9272AE">
-            <wp:extent cx="5669280" cy="3071325"/>
-            <wp:effectExtent l="0" t="0" r="7620" b="0"/>
-            <wp:docPr id="1680780512" name="Imagen 6" descr="Formulario de contacto en fondo azul de la Cooperativa Rural “La Cosecha” con campos para nombre, teléfono o WhatsApp, y comunidad o vereda. Incluye opciones de consulta sobre semillas, capacitación agrícola, venta y otra, además de un espacio para escribir un mensaje.&quot;"/>
+          <wp:inline distT="0" distB="0" distL="0" distR="0" wp14:anchorId="6A611933" wp14:editId="2541322B">
+            <wp:extent cx="5303520" cy="2873175"/>
+            <wp:effectExtent l="0" t="0" r="0" b="3810"/>
+            <wp:docPr id="1059311746" name="Imagen 4" descr="Formulario de contacto en fondo azul de la Cooperativa Rural “La Cosecha” con campos para nombre, teléfono o WhatsApp, y comunidad o vereda. Incluye opciones de consulta sobre semillas, capacitación agrícola, venta y otra, además de un espacio para escribir un mensaje."/>
             <wp:cNvGraphicFramePr>
               <a:graphicFrameLocks xmlns:a="http://schemas.openxmlformats.org/drawingml/2006/main" noChangeAspect="1"/>
             </wp:cNvGraphicFramePr>
@@ -6811,7 +6830,7 @@
               <a:graphicData uri="http://schemas.openxmlformats.org/drawingml/2006/picture">
                 <pic:pic xmlns:pic="http://schemas.openxmlformats.org/drawingml/2006/picture">
                   <pic:nvPicPr>
-                    <pic:cNvPr id="1680780512" name="Imagen 6" descr="Formulario de contacto en fondo azul de la Cooperativa Rural “La Cosecha” con campos para nombre, teléfono o WhatsApp, y comunidad o vereda. Incluye opciones de consulta sobre semillas, capacitación agrícola, venta y otra, además de un espacio para escribir un mensaje.&quot;"/>
+                    <pic:cNvPr id="1059311746" name="Imagen 4" descr="Formulario de contacto en fondo azul de la Cooperativa Rural “La Cosecha” con campos para nombre, teléfono o WhatsApp, y comunidad o vereda. Incluye opciones de consulta sobre semillas, capacitación agrícola, venta y otra, además de un espacio para escribir un mensaje."/>
                     <pic:cNvPicPr>
                       <a:picLocks noChangeAspect="1" noChangeArrowheads="1"/>
                     </pic:cNvPicPr>
@@ -6832,7 +6851,7 @@
                   <pic:spPr bwMode="auto">
                     <a:xfrm>
                       <a:off x="0" y="0"/>
-                      <a:ext cx="5669280" cy="3071325"/>
+                      <a:ext cx="5303520" cy="2873175"/>
                     </a:xfrm>
                     <a:prstGeom prst="rect">
                       <a:avLst/>
@@ -6864,21 +6883,27 @@
         <w:pStyle w:val="Ttulo3"/>
       </w:pPr>
       <w:r>
+        <w:t>Dibujos participativos</w:t>
+      </w:r>
+    </w:p>
+    <w:p>
+      <w:pPr>
+        <w:rPr>
+          <w:lang w:eastAsia="es-CO"/>
+        </w:rPr>
+      </w:pPr>
+      <w:r>
+        <w:rPr>
+          <w:lang w:eastAsia="es-CO"/>
+        </w:rPr>
+        <w:t xml:space="preserve">Los dibujos participativos son una herramienta visual y creativa utilizada para expresar ideas, conocimientos, emociones o necesidades de manera gráfica, </w:t>
+      </w:r>
+      <w:r>
+        <w:rPr>
+          <w:lang w:eastAsia="es-CO"/>
+        </w:rPr>
         <w:lastRenderedPageBreak/>
-        <w:t>Dibujos participativos</w:t>
-      </w:r>
-    </w:p>
-    <w:p>
-      <w:pPr>
-        <w:rPr>
-          <w:lang w:eastAsia="es-CO"/>
-        </w:rPr>
-      </w:pPr>
-      <w:r>
-        <w:rPr>
-          <w:lang w:eastAsia="es-CO"/>
-        </w:rPr>
-        <w:t>Los dibujos participativos son una herramienta visual y creativa utilizada para expresar ideas, conocimientos, emociones o necesidades de manera gráfica, especialmente en espacios comunitarios como talleres, reuniones o actividades grupales.</w:t>
+        <w:t>especialmente en espacios comunitarios como talleres, reuniones o actividades grupales.</w:t>
       </w:r>
     </w:p>
     <w:p>
@@ -7063,7 +7088,6 @@
         <w:rPr>
           <w:lang w:eastAsia="es-CO"/>
         </w:rPr>
-        <w:lastRenderedPageBreak/>
         <w:t>Durante la actividad:</w:t>
       </w:r>
     </w:p>
@@ -7100,6 +7124,7 @@
         <w:rPr>
           <w:lang w:val="es-419" w:eastAsia="es-CO"/>
         </w:rPr>
+        <w:lastRenderedPageBreak/>
         <w:t>Otros representan árboles talados o zonas deforestadas.</w:t>
       </w:r>
     </w:p>
@@ -7267,7 +7292,6 @@
           <w:bCs/>
           <w:lang w:val="es-419" w:eastAsia="es-CO"/>
         </w:rPr>
-        <w:lastRenderedPageBreak/>
         <w:t>Permite respuestas abiertas, personales y detalladas</w:t>
       </w:r>
       <w:r>
@@ -7294,6 +7318,7 @@
           <w:bCs/>
           <w:lang w:val="es-419" w:eastAsia="es-CO"/>
         </w:rPr>
+        <w:lastRenderedPageBreak/>
         <w:t>Fomenta un diálogo más natural y cercano</w:t>
       </w:r>
       <w:r>
@@ -7516,9 +7541,27 @@
     </w:p>
     <w:p>
       <w:pPr>
+        <w:pStyle w:val="Prrafodelista"/>
+        <w:ind w:left="1429" w:firstLine="0"/>
+        <w:rPr>
+          <w:lang w:val="es-419" w:eastAsia="es-CO"/>
+        </w:rPr>
+      </w:pPr>
+    </w:p>
+    <w:p>
+      <w:pPr>
+        <w:pStyle w:val="Prrafodelista"/>
+        <w:ind w:left="1429" w:firstLine="0"/>
+        <w:rPr>
+          <w:lang w:val="es-419" w:eastAsia="es-CO"/>
+        </w:rPr>
+      </w:pPr>
+    </w:p>
+    <w:p>
+      <w:pPr>
         <w:pStyle w:val="Ttulo1"/>
       </w:pPr>
-      <w:bookmarkStart w:id="5" w:name="_Toc211451456"/>
+      <w:bookmarkStart w:id="5" w:name="_Toc214737557"/>
       <w:r>
         <w:lastRenderedPageBreak/>
         <w:t>Herramientas tecnológicas para sistematizar y/o tabular información</w:t>
@@ -7876,7 +7919,7 @@
       <w:pPr>
         <w:pStyle w:val="Ttulo1"/>
       </w:pPr>
-      <w:bookmarkStart w:id="6" w:name="_Toc211451457"/>
+      <w:bookmarkStart w:id="6" w:name="_Toc214737558"/>
       <w:r>
         <w:lastRenderedPageBreak/>
         <w:t>¿Cómo organizar y comprender la información de una investigación participativa?</w:t>
@@ -8375,7 +8418,7 @@
           <w:lang w:val="es-CO"/>
         </w:rPr>
       </w:pPr>
-      <w:bookmarkStart w:id="7" w:name="_Toc211451458"/>
+      <w:bookmarkStart w:id="7" w:name="_Toc214737559"/>
       <w:r>
         <w:rPr>
           <w:lang w:val="es-CO"/>
@@ -8490,7 +8533,7 @@
           <w:lang w:val="es-CO"/>
         </w:rPr>
       </w:pPr>
-      <w:bookmarkStart w:id="8" w:name="_Toc211451459"/>
+      <w:bookmarkStart w:id="8" w:name="_Toc214737560"/>
       <w:r>
         <w:rPr>
           <w:lang w:val="es-CO"/>
@@ -8711,7 +8754,7 @@
           <w:lang w:val="es-CO"/>
         </w:rPr>
       </w:pPr>
-      <w:bookmarkStart w:id="9" w:name="_Toc211451460"/>
+      <w:bookmarkStart w:id="9" w:name="_Toc214737561"/>
       <w:r>
         <w:rPr>
           <w:lang w:val="es-CO"/>
@@ -8766,13 +8809,7 @@
         <w:t>Muestra representativa: </w:t>
       </w:r>
       <w:r>
-        <w:t xml:space="preserve">una muestra representativa es un grupo seleccionado de una población más grande que refleja con precisión las características clave de esa población. El objetivo es que los resultados obtenidos a partir de esta muestra puedan generalizarse a toda la población sin sesgos significativos. Características: diversidad, tamaño adecuado, selección aleatoria (al azar), proporcionalidad con respecto a subgrupos (por </w:t>
-      </w:r>
-      <w:r>
-        <w:t>ejemplo,</w:t>
-      </w:r>
-      <w:r>
-        <w:t xml:space="preserve"> igual proporción de hombres y mujeres).</w:t>
+        <w:t>una muestra representativa es un grupo seleccionado de una población más grande que refleja con precisión las características clave de esa población. El objetivo es que los resultados obtenidos a partir de esta muestra puedan generalizarse a toda la población sin sesgos significativos. Características: diversidad, tamaño adecuado, selección aleatoria (al azar), proporcionalidad con respecto a subgrupos (por ejemplo, igual proporción de hombres y mujeres).</w:t>
       </w:r>
     </w:p>
     <w:p>
@@ -8794,7 +8831,7 @@
           <w:lang w:val="es-CO"/>
         </w:rPr>
       </w:pPr>
-      <w:bookmarkStart w:id="10" w:name="_Toc211451461"/>
+      <w:bookmarkStart w:id="10" w:name="_Toc214737562"/>
       <w:r>
         <w:rPr>
           <w:lang w:val="es-CO"/>
@@ -8827,7 +8864,23 @@
     </w:p>
     <w:p>
       <w:r>
-        <w:t>Ortiz Coronel, D., y de Sá, R. L. (2025, 28 de marzo). </w:t>
+        <w:t xml:space="preserve">Ortiz </w:t>
+      </w:r>
+      <w:proofErr w:type="gramStart"/>
+      <w:r>
+        <w:t>Coronel</w:t>
+      </w:r>
+      <w:proofErr w:type="gramEnd"/>
+      <w:r>
+        <w:t xml:space="preserve">, D., y de </w:t>
+      </w:r>
+      <w:proofErr w:type="spellStart"/>
+      <w:r>
+        <w:t>Sá</w:t>
+      </w:r>
+      <w:proofErr w:type="spellEnd"/>
+      <w:r>
+        <w:t>, R. L. (2025, 28 de marzo). </w:t>
       </w:r>
       <w:r>
         <w:rPr>
@@ -8862,7 +8915,7 @@
           <w:lang w:val="es-CO"/>
         </w:rPr>
       </w:pPr>
-      <w:bookmarkStart w:id="11" w:name="_Toc211451462"/>
+      <w:bookmarkStart w:id="11" w:name="_Toc214737563"/>
       <w:r>
         <w:rPr>
           <w:lang w:val="es-CO"/>
@@ -9138,7 +9191,10 @@
               </w:rPr>
             </w:pPr>
             <w:r>
-              <w:t>Centro Agroempresarial y Desarrollo Pecuario - Regional Huila</w:t>
+              <w:rPr>
+                <w:lang w:val="es-CO"/>
+              </w:rPr>
+              <w:t>Centro Agroecológico y Empresarial Fusagasugá - Regional Cundinamarca</w:t>
             </w:r>
           </w:p>
         </w:tc>
@@ -30572,10 +30628,6 @@
 </file>
 
 <file path=customXml/item1.xml><?xml version="1.0" encoding="utf-8"?>
-<b:Sources xmlns:b="http://schemas.openxmlformats.org/officeDocument/2006/bibliography" xmlns="http://schemas.openxmlformats.org/officeDocument/2006/bibliography" SelectedStyle="\APASixthEditionOfficeOnline.xsl" StyleName="APA" Version="6"/>
-</file>
-
-<file path=customXml/item2.xml><?xml version="1.0" encoding="utf-8"?>
 <p:properties xmlns:p="http://schemas.microsoft.com/office/2006/metadata/properties" xmlns:xsi="http://www.w3.org/2001/XMLSchema-instance" xmlns:pc="http://schemas.microsoft.com/office/infopath/2007/PartnerControls">
   <documentManagement>
     <TaxCatchAll xmlns="b250f519-6473-4480-8c44-6ee3a3a530c3" xsi:nil="true"/>
@@ -30586,9 +30638,22 @@
 </p:properties>
 </file>
 
+<file path=customXml/item2.xml><?xml version="1.0" encoding="utf-8"?>
+<b:Sources xmlns:b="http://schemas.openxmlformats.org/officeDocument/2006/bibliography" xmlns="http://schemas.openxmlformats.org/officeDocument/2006/bibliography" SelectedStyle="\APASixthEditionOfficeOnline.xsl" StyleName="APA" Version="6"/>
+</file>
+
 <file path=customXml/item3.xml><?xml version="1.0" encoding="utf-8"?>
-<ct:contentTypeSchema xmlns:ct="http://schemas.microsoft.com/office/2006/metadata/contentType" xmlns:ma="http://schemas.microsoft.com/office/2006/metadata/properties/metaAttributes" ct:_="" ma:_="" ma:contentTypeName="Documento" ma:contentTypeID="0x010100EA8A463C70CDF94EBCEAEE24D04F3F8A" ma:contentTypeVersion="12" ma:contentTypeDescription="Crear nuevo documento." ma:contentTypeScope="" ma:versionID="834bbb5c95a1a702615a1bc2f17b6ed0">
-  <xsd:schema xmlns:xsd="http://www.w3.org/2001/XMLSchema" xmlns:xs="http://www.w3.org/2001/XMLSchema" xmlns:p="http://schemas.microsoft.com/office/2006/metadata/properties" xmlns:ns2="d174a4fb-80c2-4523-8d89-375030acacbf" xmlns:ns3="b250f519-6473-4480-8c44-6ee3a3a530c3" targetNamespace="http://schemas.microsoft.com/office/2006/metadata/properties" ma:root="true" ma:fieldsID="0fcfb8cdf97bd451fb080aad8514c60e" ns2:_="" ns3:_="">
+<?mso-contentType ?>
+<FormTemplates xmlns="http://schemas.microsoft.com/sharepoint/v3/contenttype/forms">
+  <Display>DocumentLibraryForm</Display>
+  <Edit>DocumentLibraryForm</Edit>
+  <New>DocumentLibraryForm</New>
+</FormTemplates>
+</file>
+
+<file path=customXml/item4.xml><?xml version="1.0" encoding="utf-8"?>
+<ct:contentTypeSchema xmlns:ct="http://schemas.microsoft.com/office/2006/metadata/contentType" xmlns:ma="http://schemas.microsoft.com/office/2006/metadata/properties/metaAttributes" ct:_="" ma:_="" ma:contentTypeName="Documento" ma:contentTypeID="0x010100EA8A463C70CDF94EBCEAEE24D04F3F8A" ma:contentTypeVersion="12" ma:contentTypeDescription="Crear nuevo documento." ma:contentTypeScope="" ma:versionID="1e64a49c346abf4bbb09fc69347de49c">
+  <xsd:schema xmlns:xsd="http://www.w3.org/2001/XMLSchema" xmlns:xs="http://www.w3.org/2001/XMLSchema" xmlns:p="http://schemas.microsoft.com/office/2006/metadata/properties" xmlns:ns2="d174a4fb-80c2-4523-8d89-375030acacbf" xmlns:ns3="b250f519-6473-4480-8c44-6ee3a3a530c3" targetNamespace="http://schemas.microsoft.com/office/2006/metadata/properties" ma:root="true" ma:fieldsID="8ae85b081a60446340f1312666800f88" ns2:_="" ns3:_="">
     <xsd:import namespace="d174a4fb-80c2-4523-8d89-375030acacbf"/>
     <xsd:import namespace="b250f519-6473-4480-8c44-6ee3a3a530c3"/>
     <xsd:element name="properties">
@@ -30787,24 +30852,7 @@
 </ct:contentTypeSchema>
 </file>
 
-<file path=customXml/item4.xml><?xml version="1.0" encoding="utf-8"?>
-<?mso-contentType ?>
-<FormTemplates xmlns="http://schemas.microsoft.com/sharepoint/v3/contenttype/forms">
-  <Display>DocumentLibraryForm</Display>
-  <Edit>DocumentLibraryForm</Edit>
-  <New>DocumentLibraryForm</New>
-</FormTemplates>
-</file>
-
 <file path=customXml/itemProps1.xml><?xml version="1.0" encoding="utf-8"?>
-<ds:datastoreItem xmlns:ds="http://schemas.openxmlformats.org/officeDocument/2006/customXml" ds:itemID="{EAE431FD-7059-4C09-804B-C9D69EB7B213}">
-  <ds:schemaRefs>
-    <ds:schemaRef ds:uri="http://schemas.openxmlformats.org/officeDocument/2006/bibliography"/>
-  </ds:schemaRefs>
-</ds:datastoreItem>
-</file>
-
-<file path=customXml/itemProps2.xml><?xml version="1.0" encoding="utf-8"?>
 <ds:datastoreItem xmlns:ds="http://schemas.openxmlformats.org/officeDocument/2006/customXml" ds:itemID="{1279454D-02BE-4A9C-A117-DCD1573E2608}">
   <ds:schemaRefs>
     <ds:schemaRef ds:uri="http://schemas.microsoft.com/office/2006/metadata/properties"/>
@@ -30815,14 +30863,22 @@
 </ds:datastoreItem>
 </file>
 
-<file path=customXml/itemProps3.xml><?xml version="1.0" encoding="utf-8"?>
-<ds:datastoreItem xmlns:ds="http://schemas.openxmlformats.org/officeDocument/2006/customXml" ds:itemID="{8156F7C1-9435-405C-A5C2-FE620DC500B6}"/>
+<file path=customXml/itemProps2.xml><?xml version="1.0" encoding="utf-8"?>
+<ds:datastoreItem xmlns:ds="http://schemas.openxmlformats.org/officeDocument/2006/customXml" ds:itemID="{EAE431FD-7059-4C09-804B-C9D69EB7B213}">
+  <ds:schemaRefs>
+    <ds:schemaRef ds:uri="http://schemas.openxmlformats.org/officeDocument/2006/bibliography"/>
+  </ds:schemaRefs>
+</ds:datastoreItem>
 </file>
 
-<file path=customXml/itemProps4.xml><?xml version="1.0" encoding="utf-8"?>
+<file path=customXml/itemProps3.xml><?xml version="1.0" encoding="utf-8"?>
 <ds:datastoreItem xmlns:ds="http://schemas.openxmlformats.org/officeDocument/2006/customXml" ds:itemID="{10663269-2064-4804-8290-36D4A57F5557}">
   <ds:schemaRefs>
     <ds:schemaRef ds:uri="http://schemas.microsoft.com/sharepoint/v3/contenttype/forms"/>
   </ds:schemaRefs>
 </ds:datastoreItem>
+</file>
+
+<file path=customXml/itemProps4.xml><?xml version="1.0" encoding="utf-8"?>
+<ds:datastoreItem xmlns:ds="http://schemas.openxmlformats.org/officeDocument/2006/customXml" ds:itemID="{EC30E294-D602-4B39-BA4F-A8463852F391}"/>
 </file>